--- a/dosyalar/calisma-kagitlari/5-sinif/arapca-5-2-calisma-kagidi.docx
+++ b/dosyalar/calisma-kagitlari/5-sinif/arapca-5-2-calisma-kagidi.docx
@@ -664,7 +664,7 @@
                 <w:szCs w:val="28"/>
                 <w:rtl/>
               </w:rPr>
-              <w:t xml:space="preserve">أُمٌّ</w:t>
+              <w:t xml:space="preserve">أُمٌّ</w:t>
             </w:r>
           </w:p>
         </w:tc>
@@ -1174,7 +1174,7 @@
                 <w:szCs w:val="28"/>
                 <w:rtl/>
               </w:rPr>
-              <w:t xml:space="preserve">جَدٌّ</w:t>
+              <w:t xml:space="preserve">جَدٌّ</w:t>
             </w:r>
           </w:p>
         </w:tc>
@@ -1344,7 +1344,7 @@
                 <w:szCs w:val="28"/>
                 <w:rtl/>
               </w:rPr>
-              <w:t xml:space="preserve">جَدَّةٌ</w:t>
+              <w:t xml:space="preserve">جَدَّةٌ</w:t>
             </w:r>
           </w:p>
         </w:tc>
@@ -1884,7 +1884,7 @@
                 <w:szCs w:val="30"/>
                 <w:rtl/>
               </w:rPr>
-              <w:t xml:space="preserve">مُمَرِّضَةٌ</w:t>
+              <w:t xml:space="preserve">مُمَرِّضَةٌ</w:t>
             </w:r>
           </w:p>
         </w:tc>
@@ -1980,7 +1980,7 @@
                 <w:szCs w:val="30"/>
                 <w:rtl/>
               </w:rPr>
-              <w:t xml:space="preserve">شُرْطِيٌّ</w:t>
+              <w:t xml:space="preserve">شُرْطِيٌّ</w:t>
             </w:r>
           </w:p>
         </w:tc>
@@ -2172,7 +2172,7 @@
                 <w:szCs w:val="30"/>
                 <w:rtl/>
               </w:rPr>
-              <w:t xml:space="preserve">فَلَّاحٌ</w:t>
+              <w:t xml:space="preserve">فَلَّاحٌ</w:t>
             </w:r>
           </w:p>
         </w:tc>
@@ -2268,7 +2268,7 @@
                 <w:szCs w:val="30"/>
                 <w:rtl/>
               </w:rPr>
-              <w:t xml:space="preserve">مُعَلِّمَةٌ</w:t>
+              <w:t xml:space="preserve">مُعَلِّمَةٌ</w:t>
             </w:r>
           </w:p>
         </w:tc>
@@ -2527,7 +2527,7 @@
                 <w:szCs w:val="30"/>
                 <w:rtl/>
               </w:rPr>
-              <w:t xml:space="preserve">هَذِهِ أُسْرَتِي. أَبِي طَبِيبٌ وَأُمِّي مُعَلِّمَةٌ.</w:t>
+              <w:t xml:space="preserve">هَذِهِ أُسْرَتِي. أَبِي طَبِيبٌ وَأُمِّي مُعَلِّمَةٌ.</w:t>
             </w:r>
           </w:p>
           <w:p>
@@ -2545,7 +2545,7 @@
                 <w:szCs w:val="30"/>
                 <w:rtl/>
               </w:rPr>
-              <w:t xml:space="preserve">لِي أَخٌ وَأُخْتٌ. أَخِي طَالِبٌ فِي الْمَدْرَسَةِ.</w:t>
+              <w:t xml:space="preserve">لِي أَخٌ وَأُخْتٌ. أَخِي طَالِبٌ فِي المَدْرَسَةِ.</w:t>
             </w:r>
           </w:p>
           <w:p>
@@ -2563,7 +2563,7 @@
                 <w:szCs w:val="30"/>
                 <w:rtl/>
               </w:rPr>
-              <w:t xml:space="preserve">أُخْتِي صَغِيرَةٌ وَهِيَ فِي الْبَيْتِ.</w:t>
+              <w:t xml:space="preserve">أُخْتِي صَغِيرَةٌ وَهِيَ فِي البَيْتِ.</w:t>
             </w:r>
           </w:p>
           <w:p>
@@ -2581,7 +2581,7 @@
                 <w:szCs w:val="30"/>
                 <w:rtl/>
               </w:rPr>
-              <w:t xml:space="preserve">جَدِّي فَلَّاحٌ وَجَدَّتِي فِي الْبَيْتِ. أُحِبُّ أُسْرَتِي.</w:t>
+              <w:t xml:space="preserve">جَدِّي فَلَّاحٌ وَجَدَّتِي فِي البَيْتِ. أُحِبُّ أُسْرَتِي.</w:t>
             </w:r>
           </w:p>
         </w:tc>
@@ -2635,7 +2635,7 @@
           <w:szCs w:val="28"/>
           <w:rtl/>
         </w:rPr>
-        <w:t xml:space="preserve">مَا مِهْنَةُ الْأَبِ ؟</w:t>
+        <w:t xml:space="preserve">مَا مِهْنَةُ الأَبِ ؟</w:t>
       </w:r>
     </w:p>
     <w:p>
@@ -2691,7 +2691,7 @@
           <w:szCs w:val="28"/>
           <w:rtl/>
         </w:rPr>
-        <w:t xml:space="preserve">مَا مِهْنَةُ الْأُمِّ ؟</w:t>
+        <w:t xml:space="preserve">مَا مِهْنَةُ الأُمِّ ؟</w:t>
       </w:r>
     </w:p>
     <w:p>
@@ -2747,7 +2747,7 @@
           <w:szCs w:val="28"/>
           <w:rtl/>
         </w:rPr>
-        <w:t xml:space="preserve">أَيْنَ الْأُخْتُ الصَّغِيرَةُ ؟</w:t>
+        <w:t xml:space="preserve">أَيْن الأُخْتُ الصَّغِيرَةُ ؟</w:t>
       </w:r>
     </w:p>
     <w:p>
@@ -2803,7 +2803,7 @@
           <w:szCs w:val="28"/>
           <w:rtl/>
         </w:rPr>
-        <w:t xml:space="preserve">مَا مِهْنَةُ الْجَدِّ ؟</w:t>
+        <w:t xml:space="preserve">مَا مِهْنَةُ الجَدِّ ؟</w:t>
       </w:r>
     </w:p>
     <w:p>
@@ -2956,7 +2956,7 @@
                 <w:szCs w:val="30"/>
                 <w:rtl/>
               </w:rPr>
-              <w:t xml:space="preserve">أَبِي   —   أُمِّي   —   أَخِي   —   أُخْتِي   —   جَدِّي</w:t>
+              <w:t xml:space="preserve">أَبِي   —   أُمِّي   —   أَخِي   —   أُخْتِي   —   جَدِّي</w:t>
             </w:r>
           </w:p>
         </w:tc>
@@ -3063,7 +3063,7 @@
                 <w:szCs w:val="28"/>
                 <w:rtl/>
               </w:rPr>
-              <w:t xml:space="preserve">……………………… مُهَنْدِسٌ فِي الشَّرِكَةِ.</w:t>
+              <w:t xml:space="preserve">……………………… مُهَنْدِسٌ فِي الشَّرِكَةِ.</w:t>
             </w:r>
           </w:p>
         </w:tc>
@@ -3135,7 +3135,7 @@
                 <w:szCs w:val="28"/>
                 <w:rtl/>
               </w:rPr>
-              <w:t xml:space="preserve">……………………… مُمَرِّضَةٌ فِي الْمُسْتَشْفَى.</w:t>
+              <w:t xml:space="preserve">……………………… مُمَرِّضَةٌ فِي المُسْتَشْفَى.</w:t>
             </w:r>
           </w:p>
         </w:tc>
@@ -3207,7 +3207,7 @@
                 <w:szCs w:val="28"/>
                 <w:rtl/>
               </w:rPr>
-              <w:t xml:space="preserve">……………………… طَالِبٌ فِي الْمَدْرَسَةِ.</w:t>
+              <w:t xml:space="preserve">……………………… طَالِبٌ فِي المَدْرَسَةِ.</w:t>
             </w:r>
           </w:p>
         </w:tc>
@@ -3351,7 +3351,7 @@
                 <w:szCs w:val="28"/>
                 <w:rtl/>
               </w:rPr>
-              <w:t xml:space="preserve">……………………… كَبِيرٌ وَهُوَ فَلَّاحٌ.</w:t>
+              <w:t xml:space="preserve">……………………… كَبِيرٌ وَهُوَ فَلَّاحٌ.</w:t>
             </w:r>
           </w:p>
         </w:tc>
@@ -4168,7 +4168,7 @@
                 <w:szCs w:val="30"/>
                 <w:rtl/>
               </w:rPr>
-              <w:t xml:space="preserve">أُسْرَتِي   —   أَبِي   —   أُمِّي   —   أَخِي   —   أُخْتِي   —   مِهْنَةٌ</w:t>
+              <w:t xml:space="preserve">أُسْرَتِي   —   أَبِي   —   أُمِّي   —   أَخِي   —   أُخْتِي   —   مِهْنَةٌ</w:t>
             </w:r>
           </w:p>
         </w:tc>
@@ -4694,7 +4694,7 @@
                 <w:szCs w:val="25"/>
                 <w:rtl/>
               </w:rPr>
-              <w:t xml:space="preserve">أُمِّي مُعَلِّمَةٌ. / هِيَ مُعَلِّمَةٌ.</w:t>
+              <w:t xml:space="preserve">أُمِّي مُعَلِّمَةٌ. / هِيَ مُعَلِّمَةٌ.</w:t>
             </w:r>
           </w:p>
           <w:p>
@@ -4712,7 +4712,7 @@
                 <w:szCs w:val="25"/>
                 <w:rtl/>
               </w:rPr>
-              <w:t xml:space="preserve">اَلْأُخْتُ الصَّغِيرَةُ فِي الْبَيْتِ.</w:t>
+              <w:t xml:space="preserve">اَلأُخْتُ الصَّغِيرَةُ فِي البَيْتِ.</w:t>
             </w:r>
           </w:p>
           <w:p>
@@ -4730,7 +4730,7 @@
                 <w:szCs w:val="25"/>
                 <w:rtl/>
               </w:rPr>
-              <w:t xml:space="preserve">جَدِّي فَلَّاحٌ. / هُوَ فَلَّاحٌ.</w:t>
+              <w:t xml:space="preserve">جَدِّي فَلَّاحٌ. / هُوَ فَلَّاحٌ.</w:t>
             </w:r>
           </w:p>
         </w:tc>
@@ -4793,7 +4793,7 @@
                 <w:szCs w:val="25"/>
                 <w:rtl/>
               </w:rPr>
-              <w:t xml:space="preserve">أَبِي مُهَنْدِسٌ فِي الشَّرِكَةِ.</w:t>
+              <w:t xml:space="preserve">أَبِي مُهَنْدِسٌ فِي الشَّرِكَةِ.</w:t>
             </w:r>
           </w:p>
           <w:p>
@@ -4811,7 +4811,7 @@
                 <w:szCs w:val="25"/>
                 <w:rtl/>
               </w:rPr>
-              <w:t xml:space="preserve">أُمِّي مُمَرِّضَةٌ فِي الْمُسْتَشْفَى.</w:t>
+              <w:t xml:space="preserve">أُمِّي مُمَرِّضَةٌ فِي المُسْتَشْفَى.</w:t>
             </w:r>
           </w:p>
           <w:p>
@@ -4829,7 +4829,7 @@
                 <w:szCs w:val="25"/>
                 <w:rtl/>
               </w:rPr>
-              <w:t xml:space="preserve">أَخِي طَالِبٌ فِي الْمَدْرَسَةِ.</w:t>
+              <w:t xml:space="preserve">أَخِي طَالِبٌ فِي المَدْرَسَةِ.</w:t>
             </w:r>
           </w:p>
           <w:p>
@@ -4865,7 +4865,7 @@
                 <w:szCs w:val="25"/>
                 <w:rtl/>
               </w:rPr>
-              <w:t xml:space="preserve">جَدِّي كَبِيرٌ وَهُوَ فَلَّاحٌ.</w:t>
+              <w:t xml:space="preserve">جَدِّي كَبِيرٌ وَهُوَ فَلَّاحٌ.</w:t>
             </w:r>
           </w:p>
         </w:tc>
@@ -4964,7 +4964,7 @@
                 <w:szCs w:val="25"/>
                 <w:rtl/>
               </w:rPr>
-              <w:t xml:space="preserve">أُمِّي مُعَلِّمَةٌ.</w:t>
+              <w:t xml:space="preserve">أُمِّي مُعَلِّمَةٌ.</w:t>
             </w:r>
           </w:p>
           <w:p>
@@ -5000,7 +5000,7 @@
                 <w:szCs w:val="25"/>
                 <w:rtl/>
               </w:rPr>
-              <w:t xml:space="preserve">أُحِبُّ أُسْرَتِي.</w:t>
+              <w:t xml:space="preserve">أُحِبُّ أُسْرَتِي.</w:t>
             </w:r>
           </w:p>
         </w:tc>

--- a/dosyalar/calisma-kagitlari/5-sinif/arapca-5-2-calisma-kagidi.docx
+++ b/dosyalar/calisma-kagitlari/5-sinif/arapca-5-2-calisma-kagidi.docx
@@ -486,7 +486,7 @@
             </w:pPr>
             <w:r>
               <w:rPr>
-                <w:rFonts w:ascii="Markazi Text" w:cs="Markazi Text" w:eastAsia="Markazi Text" w:hAnsi="Markazi Text"/>
+                <w:rFonts w:ascii="Arakom" w:cs="Arakom" w:eastAsia="Arakom" w:hAnsi="Arakom"/>
                 <w:b w:val="false"/>
                 <w:bCs w:val="false"/>
                 <w:color w:val="111111"/>
@@ -656,7 +656,7 @@
             </w:pPr>
             <w:r>
               <w:rPr>
-                <w:rFonts w:ascii="Markazi Text" w:cs="Markazi Text" w:eastAsia="Markazi Text" w:hAnsi="Markazi Text"/>
+                <w:rFonts w:ascii="Arakom" w:cs="Arakom" w:eastAsia="Arakom" w:hAnsi="Arakom"/>
                 <w:b w:val="false"/>
                 <w:bCs w:val="false"/>
                 <w:color w:val="111111"/>
@@ -826,7 +826,7 @@
             </w:pPr>
             <w:r>
               <w:rPr>
-                <w:rFonts w:ascii="Markazi Text" w:cs="Markazi Text" w:eastAsia="Markazi Text" w:hAnsi="Markazi Text"/>
+                <w:rFonts w:ascii="Arakom" w:cs="Arakom" w:eastAsia="Arakom" w:hAnsi="Arakom"/>
                 <w:b w:val="false"/>
                 <w:bCs w:val="false"/>
                 <w:color w:val="111111"/>
@@ -996,7 +996,7 @@
             </w:pPr>
             <w:r>
               <w:rPr>
-                <w:rFonts w:ascii="Markazi Text" w:cs="Markazi Text" w:eastAsia="Markazi Text" w:hAnsi="Markazi Text"/>
+                <w:rFonts w:ascii="Arakom" w:cs="Arakom" w:eastAsia="Arakom" w:hAnsi="Arakom"/>
                 <w:b w:val="false"/>
                 <w:bCs w:val="false"/>
                 <w:color w:val="111111"/>
@@ -1166,7 +1166,7 @@
             </w:pPr>
             <w:r>
               <w:rPr>
-                <w:rFonts w:ascii="Markazi Text" w:cs="Markazi Text" w:eastAsia="Markazi Text" w:hAnsi="Markazi Text"/>
+                <w:rFonts w:ascii="Arakom" w:cs="Arakom" w:eastAsia="Arakom" w:hAnsi="Arakom"/>
                 <w:b w:val="false"/>
                 <w:bCs w:val="false"/>
                 <w:color w:val="111111"/>
@@ -1336,7 +1336,7 @@
             </w:pPr>
             <w:r>
               <w:rPr>
-                <w:rFonts w:ascii="Markazi Text" w:cs="Markazi Text" w:eastAsia="Markazi Text" w:hAnsi="Markazi Text"/>
+                <w:rFonts w:ascii="Arakom" w:cs="Arakom" w:eastAsia="Arakom" w:hAnsi="Arakom"/>
                 <w:b w:val="false"/>
                 <w:bCs w:val="false"/>
                 <w:color w:val="111111"/>
@@ -1684,7 +1684,7 @@
             </w:pPr>
             <w:r>
               <w:rPr>
-                <w:rFonts w:ascii="Markazi Text" w:cs="Markazi Text" w:eastAsia="Markazi Text" w:hAnsi="Markazi Text"/>
+                <w:rFonts w:ascii="Arakom" w:cs="Arakom" w:eastAsia="Arakom" w:hAnsi="Arakom"/>
                 <w:b w:val="false"/>
                 <w:bCs w:val="false"/>
                 <w:color w:val="111111"/>
@@ -1780,7 +1780,7 @@
             </w:pPr>
             <w:r>
               <w:rPr>
-                <w:rFonts w:ascii="Markazi Text" w:cs="Markazi Text" w:eastAsia="Markazi Text" w:hAnsi="Markazi Text"/>
+                <w:rFonts w:ascii="Arakom" w:cs="Arakom" w:eastAsia="Arakom" w:hAnsi="Arakom"/>
                 <w:b w:val="false"/>
                 <w:bCs w:val="false"/>
                 <w:color w:val="111111"/>
@@ -1876,7 +1876,7 @@
             </w:pPr>
             <w:r>
               <w:rPr>
-                <w:rFonts w:ascii="Markazi Text" w:cs="Markazi Text" w:eastAsia="Markazi Text" w:hAnsi="Markazi Text"/>
+                <w:rFonts w:ascii="Arakom" w:cs="Arakom" w:eastAsia="Arakom" w:hAnsi="Arakom"/>
                 <w:b w:val="false"/>
                 <w:bCs w:val="false"/>
                 <w:color w:val="111111"/>
@@ -1972,7 +1972,7 @@
             </w:pPr>
             <w:r>
               <w:rPr>
-                <w:rFonts w:ascii="Markazi Text" w:cs="Markazi Text" w:eastAsia="Markazi Text" w:hAnsi="Markazi Text"/>
+                <w:rFonts w:ascii="Arakom" w:cs="Arakom" w:eastAsia="Arakom" w:hAnsi="Arakom"/>
                 <w:b w:val="false"/>
                 <w:bCs w:val="false"/>
                 <w:color w:val="111111"/>
@@ -2068,7 +2068,7 @@
             </w:pPr>
             <w:r>
               <w:rPr>
-                <w:rFonts w:ascii="Markazi Text" w:cs="Markazi Text" w:eastAsia="Markazi Text" w:hAnsi="Markazi Text"/>
+                <w:rFonts w:ascii="Arakom" w:cs="Arakom" w:eastAsia="Arakom" w:hAnsi="Arakom"/>
                 <w:b w:val="false"/>
                 <w:bCs w:val="false"/>
                 <w:color w:val="111111"/>
@@ -2164,7 +2164,7 @@
             </w:pPr>
             <w:r>
               <w:rPr>
-                <w:rFonts w:ascii="Markazi Text" w:cs="Markazi Text" w:eastAsia="Markazi Text" w:hAnsi="Markazi Text"/>
+                <w:rFonts w:ascii="Arakom" w:cs="Arakom" w:eastAsia="Arakom" w:hAnsi="Arakom"/>
                 <w:b w:val="false"/>
                 <w:bCs w:val="false"/>
                 <w:color w:val="111111"/>
@@ -2260,7 +2260,7 @@
             </w:pPr>
             <w:r>
               <w:rPr>
-                <w:rFonts w:ascii="Markazi Text" w:cs="Markazi Text" w:eastAsia="Markazi Text" w:hAnsi="Markazi Text"/>
+                <w:rFonts w:ascii="Arakom" w:cs="Arakom" w:eastAsia="Arakom" w:hAnsi="Arakom"/>
                 <w:b w:val="false"/>
                 <w:bCs w:val="false"/>
                 <w:color w:val="111111"/>
@@ -2356,7 +2356,7 @@
             </w:pPr>
             <w:r>
               <w:rPr>
-                <w:rFonts w:ascii="Markazi Text" w:cs="Markazi Text" w:eastAsia="Markazi Text" w:hAnsi="Markazi Text"/>
+                <w:rFonts w:ascii="Arakom" w:cs="Arakom" w:eastAsia="Arakom" w:hAnsi="Arakom"/>
                 <w:b w:val="false"/>
                 <w:bCs w:val="false"/>
                 <w:color w:val="111111"/>
@@ -2501,7 +2501,7 @@
             </w:pPr>
             <w:r>
               <w:rPr>
-                <w:rFonts w:ascii="Markazi Text" w:cs="Markazi Text" w:eastAsia="Markazi Text" w:hAnsi="Markazi Text"/>
+                <w:rFonts w:ascii="Arakom" w:cs="Arakom" w:eastAsia="Arakom" w:hAnsi="Arakom"/>
                 <w:b/>
                 <w:bCs/>
                 <w:color w:val="111111"/>
@@ -2519,7 +2519,7 @@
             </w:pPr>
             <w:r>
               <w:rPr>
-                <w:rFonts w:ascii="Markazi Text" w:cs="Markazi Text" w:eastAsia="Markazi Text" w:hAnsi="Markazi Text"/>
+                <w:rFonts w:ascii="Arakom" w:cs="Arakom" w:eastAsia="Arakom" w:hAnsi="Arakom"/>
                 <w:b w:val="false"/>
                 <w:bCs w:val="false"/>
                 <w:color w:val="111111"/>
@@ -2537,7 +2537,7 @@
             </w:pPr>
             <w:r>
               <w:rPr>
-                <w:rFonts w:ascii="Markazi Text" w:cs="Markazi Text" w:eastAsia="Markazi Text" w:hAnsi="Markazi Text"/>
+                <w:rFonts w:ascii="Arakom" w:cs="Arakom" w:eastAsia="Arakom" w:hAnsi="Arakom"/>
                 <w:b w:val="false"/>
                 <w:bCs w:val="false"/>
                 <w:color w:val="111111"/>
@@ -2555,7 +2555,7 @@
             </w:pPr>
             <w:r>
               <w:rPr>
-                <w:rFonts w:ascii="Markazi Text" w:cs="Markazi Text" w:eastAsia="Markazi Text" w:hAnsi="Markazi Text"/>
+                <w:rFonts w:ascii="Arakom" w:cs="Arakom" w:eastAsia="Arakom" w:hAnsi="Arakom"/>
                 <w:b w:val="false"/>
                 <w:bCs w:val="false"/>
                 <w:color w:val="111111"/>
@@ -2573,7 +2573,7 @@
             </w:pPr>
             <w:r>
               <w:rPr>
-                <w:rFonts w:ascii="Markazi Text" w:cs="Markazi Text" w:eastAsia="Markazi Text" w:hAnsi="Markazi Text"/>
+                <w:rFonts w:ascii="Arakom" w:cs="Arakom" w:eastAsia="Arakom" w:hAnsi="Arakom"/>
                 <w:b w:val="false"/>
                 <w:bCs w:val="false"/>
                 <w:color w:val="111111"/>
@@ -2627,7 +2627,7 @@
       </w:r>
       <w:r>
         <w:rPr>
-          <w:rFonts w:ascii="Markazi Text" w:cs="Markazi Text" w:eastAsia="Markazi Text" w:hAnsi="Markazi Text"/>
+          <w:rFonts w:ascii="Arakom" w:cs="Arakom" w:eastAsia="Arakom" w:hAnsi="Arakom"/>
           <w:b w:val="false"/>
           <w:bCs w:val="false"/>
           <w:color w:val="111111"/>
@@ -2683,7 +2683,7 @@
       </w:r>
       <w:r>
         <w:rPr>
-          <w:rFonts w:ascii="Markazi Text" w:cs="Markazi Text" w:eastAsia="Markazi Text" w:hAnsi="Markazi Text"/>
+          <w:rFonts w:ascii="Arakom" w:cs="Arakom" w:eastAsia="Arakom" w:hAnsi="Arakom"/>
           <w:b w:val="false"/>
           <w:bCs w:val="false"/>
           <w:color w:val="111111"/>
@@ -2739,7 +2739,7 @@
       </w:r>
       <w:r>
         <w:rPr>
-          <w:rFonts w:ascii="Markazi Text" w:cs="Markazi Text" w:eastAsia="Markazi Text" w:hAnsi="Markazi Text"/>
+          <w:rFonts w:ascii="Arakom" w:cs="Arakom" w:eastAsia="Arakom" w:hAnsi="Arakom"/>
           <w:b w:val="false"/>
           <w:bCs w:val="false"/>
           <w:color w:val="111111"/>
@@ -2795,7 +2795,7 @@
       </w:r>
       <w:r>
         <w:rPr>
-          <w:rFonts w:ascii="Markazi Text" w:cs="Markazi Text" w:eastAsia="Markazi Text" w:hAnsi="Markazi Text"/>
+          <w:rFonts w:ascii="Arakom" w:cs="Arakom" w:eastAsia="Arakom" w:hAnsi="Arakom"/>
           <w:b w:val="false"/>
           <w:bCs w:val="false"/>
           <w:color w:val="111111"/>
@@ -2948,7 +2948,7 @@
             </w:pPr>
             <w:r>
               <w:rPr>
-                <w:rFonts w:ascii="Markazi Text" w:cs="Markazi Text" w:eastAsia="Markazi Text" w:hAnsi="Markazi Text"/>
+                <w:rFonts w:ascii="Arakom" w:cs="Arakom" w:eastAsia="Arakom" w:hAnsi="Arakom"/>
                 <w:b w:val="false"/>
                 <w:bCs w:val="false"/>
                 <w:color w:val="111111"/>
@@ -3055,7 +3055,7 @@
             </w:pPr>
             <w:r>
               <w:rPr>
-                <w:rFonts w:ascii="Markazi Text" w:cs="Markazi Text" w:eastAsia="Markazi Text" w:hAnsi="Markazi Text"/>
+                <w:rFonts w:ascii="Arakom" w:cs="Arakom" w:eastAsia="Arakom" w:hAnsi="Arakom"/>
                 <w:b w:val="false"/>
                 <w:bCs w:val="false"/>
                 <w:color w:val="111111"/>
@@ -3127,7 +3127,7 @@
             </w:pPr>
             <w:r>
               <w:rPr>
-                <w:rFonts w:ascii="Markazi Text" w:cs="Markazi Text" w:eastAsia="Markazi Text" w:hAnsi="Markazi Text"/>
+                <w:rFonts w:ascii="Arakom" w:cs="Arakom" w:eastAsia="Arakom" w:hAnsi="Arakom"/>
                 <w:b w:val="false"/>
                 <w:bCs w:val="false"/>
                 <w:color w:val="111111"/>
@@ -3199,7 +3199,7 @@
             </w:pPr>
             <w:r>
               <w:rPr>
-                <w:rFonts w:ascii="Markazi Text" w:cs="Markazi Text" w:eastAsia="Markazi Text" w:hAnsi="Markazi Text"/>
+                <w:rFonts w:ascii="Arakom" w:cs="Arakom" w:eastAsia="Arakom" w:hAnsi="Arakom"/>
                 <w:b w:val="false"/>
                 <w:bCs w:val="false"/>
                 <w:color w:val="111111"/>
@@ -3271,7 +3271,7 @@
             </w:pPr>
             <w:r>
               <w:rPr>
-                <w:rFonts w:ascii="Markazi Text" w:cs="Markazi Text" w:eastAsia="Markazi Text" w:hAnsi="Markazi Text"/>
+                <w:rFonts w:ascii="Arakom" w:cs="Arakom" w:eastAsia="Arakom" w:hAnsi="Arakom"/>
                 <w:b w:val="false"/>
                 <w:bCs w:val="false"/>
                 <w:color w:val="111111"/>
@@ -3343,7 +3343,7 @@
             </w:pPr>
             <w:r>
               <w:rPr>
-                <w:rFonts w:ascii="Markazi Text" w:cs="Markazi Text" w:eastAsia="Markazi Text" w:hAnsi="Markazi Text"/>
+                <w:rFonts w:ascii="Arakom" w:cs="Arakom" w:eastAsia="Arakom" w:hAnsi="Arakom"/>
                 <w:b w:val="false"/>
                 <w:bCs w:val="false"/>
                 <w:color w:val="111111"/>
@@ -3623,7 +3623,7 @@
             </w:pPr>
             <w:r>
               <w:rPr>
-                <w:rFonts w:ascii="Markazi Text" w:cs="Markazi Text" w:eastAsia="Markazi Text" w:hAnsi="Markazi Text"/>
+                <w:rFonts w:ascii="Arakom" w:cs="Arakom" w:eastAsia="Arakom" w:hAnsi="Arakom"/>
                 <w:b w:val="false"/>
                 <w:bCs w:val="false"/>
                 <w:color w:val="111111"/>
@@ -3719,7 +3719,7 @@
             </w:pPr>
             <w:r>
               <w:rPr>
-                <w:rFonts w:ascii="Markazi Text" w:cs="Markazi Text" w:eastAsia="Markazi Text" w:hAnsi="Markazi Text"/>
+                <w:rFonts w:ascii="Arakom" w:cs="Arakom" w:eastAsia="Arakom" w:hAnsi="Arakom"/>
                 <w:b w:val="false"/>
                 <w:bCs w:val="false"/>
                 <w:color w:val="111111"/>
@@ -3815,7 +3815,7 @@
             </w:pPr>
             <w:r>
               <w:rPr>
-                <w:rFonts w:ascii="Markazi Text" w:cs="Markazi Text" w:eastAsia="Markazi Text" w:hAnsi="Markazi Text"/>
+                <w:rFonts w:ascii="Arakom" w:cs="Arakom" w:eastAsia="Arakom" w:hAnsi="Arakom"/>
                 <w:b w:val="false"/>
                 <w:bCs w:val="false"/>
                 <w:color w:val="111111"/>
@@ -3911,7 +3911,7 @@
             </w:pPr>
             <w:r>
               <w:rPr>
-                <w:rFonts w:ascii="Markazi Text" w:cs="Markazi Text" w:eastAsia="Markazi Text" w:hAnsi="Markazi Text"/>
+                <w:rFonts w:ascii="Arakom" w:cs="Arakom" w:eastAsia="Arakom" w:hAnsi="Arakom"/>
                 <w:b w:val="false"/>
                 <w:bCs w:val="false"/>
                 <w:color w:val="111111"/>
@@ -4007,7 +4007,7 @@
             </w:pPr>
             <w:r>
               <w:rPr>
-                <w:rFonts w:ascii="Markazi Text" w:cs="Markazi Text" w:eastAsia="Markazi Text" w:hAnsi="Markazi Text"/>
+                <w:rFonts w:ascii="Arakom" w:cs="Arakom" w:eastAsia="Arakom" w:hAnsi="Arakom"/>
                 <w:b w:val="false"/>
                 <w:bCs w:val="false"/>
                 <w:color w:val="111111"/>
@@ -4160,7 +4160,7 @@
             </w:pPr>
             <w:r>
               <w:rPr>
-                <w:rFonts w:ascii="Markazi Text" w:cs="Markazi Text" w:eastAsia="Markazi Text" w:hAnsi="Markazi Text"/>
+                <w:rFonts w:ascii="Arakom" w:cs="Arakom" w:eastAsia="Arakom" w:hAnsi="Arakom"/>
                 <w:b w:val="false"/>
                 <w:bCs w:val="false"/>
                 <w:color w:val="111111"/>
@@ -4668,7 +4668,7 @@
             </w:pPr>
             <w:r>
               <w:rPr>
-                <w:rFonts w:ascii="Markazi Text" w:cs="Markazi Text" w:eastAsia="Markazi Text" w:hAnsi="Markazi Text"/>
+                <w:rFonts w:ascii="Arakom" w:cs="Arakom" w:eastAsia="Arakom" w:hAnsi="Arakom"/>
                 <w:b w:val="false"/>
                 <w:bCs w:val="false"/>
                 <w:color w:val="111111"/>
@@ -4686,7 +4686,7 @@
             </w:pPr>
             <w:r>
               <w:rPr>
-                <w:rFonts w:ascii="Markazi Text" w:cs="Markazi Text" w:eastAsia="Markazi Text" w:hAnsi="Markazi Text"/>
+                <w:rFonts w:ascii="Arakom" w:cs="Arakom" w:eastAsia="Arakom" w:hAnsi="Arakom"/>
                 <w:b w:val="false"/>
                 <w:bCs w:val="false"/>
                 <w:color w:val="111111"/>
@@ -4704,7 +4704,7 @@
             </w:pPr>
             <w:r>
               <w:rPr>
-                <w:rFonts w:ascii="Markazi Text" w:cs="Markazi Text" w:eastAsia="Markazi Text" w:hAnsi="Markazi Text"/>
+                <w:rFonts w:ascii="Arakom" w:cs="Arakom" w:eastAsia="Arakom" w:hAnsi="Arakom"/>
                 <w:b w:val="false"/>
                 <w:bCs w:val="false"/>
                 <w:color w:val="111111"/>
@@ -4722,7 +4722,7 @@
             </w:pPr>
             <w:r>
               <w:rPr>
-                <w:rFonts w:ascii="Markazi Text" w:cs="Markazi Text" w:eastAsia="Markazi Text" w:hAnsi="Markazi Text"/>
+                <w:rFonts w:ascii="Arakom" w:cs="Arakom" w:eastAsia="Arakom" w:hAnsi="Arakom"/>
                 <w:b w:val="false"/>
                 <w:bCs w:val="false"/>
                 <w:color w:val="111111"/>
@@ -4785,7 +4785,7 @@
             </w:pPr>
             <w:r>
               <w:rPr>
-                <w:rFonts w:ascii="Markazi Text" w:cs="Markazi Text" w:eastAsia="Markazi Text" w:hAnsi="Markazi Text"/>
+                <w:rFonts w:ascii="Arakom" w:cs="Arakom" w:eastAsia="Arakom" w:hAnsi="Arakom"/>
                 <w:b w:val="false"/>
                 <w:bCs w:val="false"/>
                 <w:color w:val="111111"/>
@@ -4803,7 +4803,7 @@
             </w:pPr>
             <w:r>
               <w:rPr>
-                <w:rFonts w:ascii="Markazi Text" w:cs="Markazi Text" w:eastAsia="Markazi Text" w:hAnsi="Markazi Text"/>
+                <w:rFonts w:ascii="Arakom" w:cs="Arakom" w:eastAsia="Arakom" w:hAnsi="Arakom"/>
                 <w:b w:val="false"/>
                 <w:bCs w:val="false"/>
                 <w:color w:val="111111"/>
@@ -4821,7 +4821,7 @@
             </w:pPr>
             <w:r>
               <w:rPr>
-                <w:rFonts w:ascii="Markazi Text" w:cs="Markazi Text" w:eastAsia="Markazi Text" w:hAnsi="Markazi Text"/>
+                <w:rFonts w:ascii="Arakom" w:cs="Arakom" w:eastAsia="Arakom" w:hAnsi="Arakom"/>
                 <w:b w:val="false"/>
                 <w:bCs w:val="false"/>
                 <w:color w:val="111111"/>
@@ -4839,7 +4839,7 @@
             </w:pPr>
             <w:r>
               <w:rPr>
-                <w:rFonts w:ascii="Markazi Text" w:cs="Markazi Text" w:eastAsia="Markazi Text" w:hAnsi="Markazi Text"/>
+                <w:rFonts w:ascii="Arakom" w:cs="Arakom" w:eastAsia="Arakom" w:hAnsi="Arakom"/>
                 <w:b w:val="false"/>
                 <w:bCs w:val="false"/>
                 <w:color w:val="111111"/>
@@ -4857,7 +4857,7 @@
             </w:pPr>
             <w:r>
               <w:rPr>
-                <w:rFonts w:ascii="Markazi Text" w:cs="Markazi Text" w:eastAsia="Markazi Text" w:hAnsi="Markazi Text"/>
+                <w:rFonts w:ascii="Arakom" w:cs="Arakom" w:eastAsia="Arakom" w:hAnsi="Arakom"/>
                 <w:b w:val="false"/>
                 <w:bCs w:val="false"/>
                 <w:color w:val="111111"/>
@@ -4920,7 +4920,7 @@
             </w:pPr>
             <w:r>
               <w:rPr>
-                <w:rFonts w:ascii="Markazi Text" w:cs="Markazi Text" w:eastAsia="Markazi Text" w:hAnsi="Markazi Text"/>
+                <w:rFonts w:ascii="Arakom" w:cs="Arakom" w:eastAsia="Arakom" w:hAnsi="Arakom"/>
                 <w:b w:val="false"/>
                 <w:bCs w:val="false"/>
                 <w:color w:val="111111"/>
@@ -4938,7 +4938,7 @@
             </w:pPr>
             <w:r>
               <w:rPr>
-                <w:rFonts w:ascii="Markazi Text" w:cs="Markazi Text" w:eastAsia="Markazi Text" w:hAnsi="Markazi Text"/>
+                <w:rFonts w:ascii="Arakom" w:cs="Arakom" w:eastAsia="Arakom" w:hAnsi="Arakom"/>
                 <w:b w:val="false"/>
                 <w:bCs w:val="false"/>
                 <w:color w:val="111111"/>
@@ -4956,7 +4956,7 @@
             </w:pPr>
             <w:r>
               <w:rPr>
-                <w:rFonts w:ascii="Markazi Text" w:cs="Markazi Text" w:eastAsia="Markazi Text" w:hAnsi="Markazi Text"/>
+                <w:rFonts w:ascii="Arakom" w:cs="Arakom" w:eastAsia="Arakom" w:hAnsi="Arakom"/>
                 <w:b w:val="false"/>
                 <w:bCs w:val="false"/>
                 <w:color w:val="111111"/>
@@ -4974,7 +4974,7 @@
             </w:pPr>
             <w:r>
               <w:rPr>
-                <w:rFonts w:ascii="Markazi Text" w:cs="Markazi Text" w:eastAsia="Markazi Text" w:hAnsi="Markazi Text"/>
+                <w:rFonts w:ascii="Arakom" w:cs="Arakom" w:eastAsia="Arakom" w:hAnsi="Arakom"/>
                 <w:b w:val="false"/>
                 <w:bCs w:val="false"/>
                 <w:color w:val="111111"/>
@@ -4992,7 +4992,7 @@
             </w:pPr>
             <w:r>
               <w:rPr>
-                <w:rFonts w:ascii="Markazi Text" w:cs="Markazi Text" w:eastAsia="Markazi Text" w:hAnsi="Markazi Text"/>
+                <w:rFonts w:ascii="Arakom" w:cs="Arakom" w:eastAsia="Arakom" w:hAnsi="Arakom"/>
                 <w:b w:val="false"/>
                 <w:bCs w:val="false"/>
                 <w:color w:val="111111"/>
